--- a/0-开发工具/3-软件编程工具/idea/常用插件.docx
+++ b/0-开发工具/3-软件编程工具/idea/常用插件.docx
@@ -1,12 +1,27 @@
 
 <file path=word/document.xml><?xml version="1.0" encoding="utf-8"?>
-<w:document xmlns:wpc="http://schemas.microsoft.com/office/word/2010/wordprocessingCanvas" xmlns:cx="http://schemas.microsoft.com/office/drawing/2014/chartex" xmlns:cx1="http://schemas.microsoft.com/office/drawing/2015/9/8/chartex" xmlns:cx2="http://schemas.microsoft.com/office/drawing/2015/10/21/chartex" xmlns:cx3="http://schemas.microsoft.com/office/drawing/2016/5/9/chartex" xmlns:cx4="http://schemas.microsoft.com/office/drawing/2016/5/10/chartex" xmlns:cx5="http://schemas.microsoft.com/office/drawing/2016/5/11/chartex" xmlns:cx6="http://schemas.microsoft.com/office/drawing/2016/5/12/chartex" xmlns:cx7="http://schemas.microsoft.com/office/drawing/2016/5/13/chartex" xmlns:cx8="http://schemas.microsoft.com/office/drawing/2016/5/14/chartex" xmlns:mc="http://schemas.openxmlformats.org/markup-compatibility/2006" xmlns:aink="http://schemas.microsoft.com/office/drawing/2016/ink" xmlns:am3d="http://schemas.microsoft.com/office/drawing/2017/model3d" xmlns:o="urn:schemas-microsoft-com:office:office" xmlns:r="http://schemas.openxmlformats.org/officeDocument/2006/relationships" xmlns:m="http://schemas.openxmlformats.org/officeDocument/2006/math" xmlns:v="urn:schemas-microsoft-com:vml" xmlns:wp14="http://schemas.microsoft.com/office/word/2010/wordprocessingDrawing" xmlns:wp="http://schemas.openxmlformats.org/drawingml/2006/wordprocessingDrawing" xmlns:w10="urn:schemas-microsoft-com:office:word" xmlns:w="http://schemas.openxmlformats.org/wordprocessingml/2006/main" xmlns:w14="http://schemas.microsoft.com/office/word/2010/wordml" xmlns:w15="http://schemas.microsoft.com/office/word/2012/wordml" xmlns:w16cex="http://schemas.microsoft.com/office/word/2018/wordml/cex" xmlns:w16cid="http://schemas.microsoft.com/office/word/2016/wordml/cid" xmlns:w16="http://schemas.microsoft.com/office/word/2018/wordml" xmlns:w16sdtdh="http://schemas.microsoft.com/office/word/2020/wordml/sdtdatahash" xmlns:w16se="http://schemas.microsoft.com/office/word/2015/wordml/symex" xmlns:wpg="http://schemas.microsoft.com/office/word/2010/wordprocessingGroup" xmlns:wpi="http://schemas.microsoft.com/office/word/2010/wordprocessingInk" xmlns:wne="http://schemas.microsoft.com/office/word/2006/wordml" xmlns:wps="http://schemas.microsoft.com/office/word/2010/wordprocessingShape" mc:Ignorable="w14 w15 w16se w16cid w16 w16cex w16sdtdh wp14">
+<w:document xmlns:wpc="http://schemas.microsoft.com/office/word/2010/wordprocessingCanvas" xmlns:cx="http://schemas.microsoft.com/office/drawing/2014/chartex" xmlns:cx1="http://schemas.microsoft.com/office/drawing/2015/9/8/chartex" xmlns:cx2="http://schemas.microsoft.com/office/drawing/2015/10/21/chartex" xmlns:cx3="http://schemas.microsoft.com/office/drawing/2016/5/9/chartex" xmlns:cx4="http://schemas.microsoft.com/office/drawing/2016/5/10/chartex" xmlns:cx5="http://schemas.microsoft.com/office/drawing/2016/5/11/chartex" xmlns:cx6="http://schemas.microsoft.com/office/drawing/2016/5/12/chartex" xmlns:cx7="http://schemas.microsoft.com/office/drawing/2016/5/13/chartex" xmlns:cx8="http://schemas.microsoft.com/office/drawing/2016/5/14/chartex" xmlns:mc="http://schemas.openxmlformats.org/markup-compatibility/2006" xmlns:aink="http://schemas.microsoft.com/office/drawing/2016/ink" xmlns:am3d="http://schemas.microsoft.com/office/drawing/2017/model3d" xmlns:o="urn:schemas-microsoft-com:office:office" xmlns:oel="http://schemas.microsoft.com/office/2019/extlst" xmlns:r="http://schemas.openxmlformats.org/officeDocument/2006/relationships" xmlns:m="http://schemas.openxmlformats.org/officeDocument/2006/math" xmlns:v="urn:schemas-microsoft-com:vml" xmlns:wp14="http://schemas.microsoft.com/office/word/2010/wordprocessingDrawing" xmlns:wp="http://schemas.openxmlformats.org/drawingml/2006/wordprocessingDrawing" xmlns:w10="urn:schemas-microsoft-com:office:word" xmlns:w="http://schemas.openxmlformats.org/wordprocessingml/2006/main" xmlns:w14="http://schemas.microsoft.com/office/word/2010/wordml" xmlns:w15="http://schemas.microsoft.com/office/word/2012/wordml" xmlns:w16cex="http://schemas.microsoft.com/office/word/2018/wordml/cex" xmlns:w16cid="http://schemas.microsoft.com/office/word/2016/wordml/cid" xmlns:w16="http://schemas.microsoft.com/office/word/2018/wordml" xmlns:w16du="http://schemas.microsoft.com/office/word/2023/wordml/word16du" xmlns:w16sdtdh="http://schemas.microsoft.com/office/word/2020/wordml/sdtdatahash" xmlns:w16sdtfl="http://schemas.microsoft.com/office/word/2024/wordml/sdtformatlock" xmlns:w16se="http://schemas.microsoft.com/office/word/2015/wordml/symex" xmlns:wpg="http://schemas.microsoft.com/office/word/2010/wordprocessingGroup" xmlns:wpi="http://schemas.microsoft.com/office/word/2010/wordprocessingInk" xmlns:wne="http://schemas.microsoft.com/office/word/2006/wordml" xmlns:wps="http://schemas.microsoft.com/office/word/2010/wordprocessingShape" mc:Ignorable="w14 w15 w16se w16cid w16 w16cex w16sdtdh w16sdtfl w16du wp14">
   <w:body>
-    <w:p/>
-    <w:p/>
+    <w:p>
+      <w:pPr>
+        <w:rPr>
+          <w:rFonts w:hint="eastAsia"/>
+        </w:rPr>
+      </w:pPr>
+    </w:p>
+    <w:p>
+      <w:pPr>
+        <w:rPr>
+          <w:rFonts w:hint="eastAsia"/>
+        </w:rPr>
+      </w:pPr>
+    </w:p>
     <w:p>
       <w:pPr>
         <w:pStyle w:val="2"/>
+        <w:rPr>
+          <w:rFonts w:hint="eastAsia"/>
+        </w:rPr>
       </w:pPr>
       <w:r>
         <w:t>bito-</w:t>
@@ -19,6 +34,11 @@
       </w:r>
     </w:p>
     <w:p>
+      <w:pPr>
+        <w:rPr>
+          <w:rFonts w:hint="eastAsia"/>
+        </w:rPr>
+      </w:pPr>
       <w:r>
         <w:rPr>
           <w:noProof/>
@@ -60,8 +80,19 @@
         </w:drawing>
       </w:r>
     </w:p>
-    <w:p/>
-    <w:p>
+    <w:p>
+      <w:pPr>
+        <w:rPr>
+          <w:rFonts w:hint="eastAsia"/>
+        </w:rPr>
+      </w:pPr>
+    </w:p>
+    <w:p>
+      <w:pPr>
+        <w:rPr>
+          <w:rFonts w:hint="eastAsia"/>
+        </w:rPr>
+      </w:pPr>
       <w:r>
         <w:t>explain this code</w:t>
       </w:r>
@@ -85,6 +116,11 @@
       </w:r>
     </w:p>
     <w:p>
+      <w:pPr>
+        <w:rPr>
+          <w:rFonts w:hint="eastAsia"/>
+        </w:rPr>
+      </w:pPr>
       <w:r>
         <w:rPr>
           <w:rFonts w:hint="eastAsia"/>
@@ -111,6 +147,11 @@
       </w:r>
     </w:p>
     <w:p>
+      <w:pPr>
+        <w:rPr>
+          <w:rFonts w:hint="eastAsia"/>
+        </w:rPr>
+      </w:pPr>
       <w:r>
         <w:rPr>
           <w:rFonts w:hint="eastAsia"/>
@@ -137,6 +178,11 @@
       </w:r>
     </w:p>
     <w:p>
+      <w:pPr>
+        <w:rPr>
+          <w:rFonts w:hint="eastAsia"/>
+        </w:rPr>
+      </w:pPr>
       <w:r>
         <w:rPr>
           <w:rFonts w:hint="eastAsia"/>
@@ -169,6 +215,11 @@
       </w:r>
     </w:p>
     <w:p>
+      <w:pPr>
+        <w:rPr>
+          <w:rFonts w:hint="eastAsia"/>
+        </w:rPr>
+      </w:pPr>
       <w:r>
         <w:t>S</w:t>
       </w:r>
@@ -207,6 +258,11 @@
       </w:r>
     </w:p>
     <w:p>
+      <w:pPr>
+        <w:rPr>
+          <w:rFonts w:hint="eastAsia"/>
+        </w:rPr>
+      </w:pPr>
       <w:r>
         <w:t xml:space="preserve">Improve Readability     </w:t>
       </w:r>
@@ -227,6 +283,11 @@
       </w:r>
     </w:p>
     <w:p>
+      <w:pPr>
+        <w:rPr>
+          <w:rFonts w:hint="eastAsia"/>
+        </w:rPr>
+      </w:pPr>
       <w:r>
         <w:t>R</w:t>
       </w:r>
@@ -252,10 +313,19 @@
         <w:t>运行自定义提示模板</w:t>
       </w:r>
     </w:p>
-    <w:p/>
+    <w:p>
+      <w:pPr>
+        <w:rPr>
+          <w:rFonts w:hint="eastAsia"/>
+        </w:rPr>
+      </w:pPr>
+    </w:p>
     <w:p>
       <w:pPr>
         <w:pStyle w:val="3"/>
+        <w:rPr>
+          <w:rFonts w:hint="eastAsia"/>
+        </w:rPr>
       </w:pPr>
       <w:r>
         <w:rPr>
@@ -265,6 +335,11 @@
       </w:r>
     </w:p>
     <w:p>
+      <w:pPr>
+        <w:rPr>
+          <w:rFonts w:hint="eastAsia"/>
+        </w:rPr>
+      </w:pPr>
       <w:r>
         <w:rPr>
           <w:noProof/>
@@ -355,12 +430,28 @@
         </w:drawing>
       </w:r>
     </w:p>
-    <w:p/>
-    <w:p/>
+    <w:p>
+      <w:pPr>
+        <w:rPr>
+          <w:rFonts w:hint="eastAsia"/>
+        </w:rPr>
+      </w:pPr>
+    </w:p>
+    <w:p>
+      <w:pPr>
+        <w:rPr>
+          <w:rFonts w:hint="eastAsia"/>
+        </w:rPr>
+      </w:pPr>
+    </w:p>
     <w:p>
       <w:pPr>
         <w:pStyle w:val="2"/>
-      </w:pPr>
+        <w:rPr>
+          <w:rFonts w:hint="eastAsia"/>
+        </w:rPr>
+      </w:pPr>
+      <w:proofErr w:type="spellStart"/>
       <w:r>
         <w:t>Code</w:t>
       </w:r>
@@ -376,10 +467,14 @@
       <w:r>
         <w:t>X</w:t>
       </w:r>
+      <w:proofErr w:type="spellEnd"/>
     </w:p>
     <w:p>
       <w:pPr>
         <w:ind w:firstLine="420"/>
+        <w:rPr>
+          <w:rFonts w:hint="eastAsia"/>
+        </w:rPr>
       </w:pPr>
       <w:r>
         <w:t>Ai</w:t>
@@ -400,6 +495,7 @@
     <w:p>
       <w:pPr>
         <w:rPr>
+          <w:rFonts w:hint="eastAsia"/>
           <w:noProof/>
         </w:rPr>
       </w:pPr>
@@ -500,6 +596,7 @@
     <w:p>
       <w:pPr>
         <w:rPr>
+          <w:rFonts w:hint="eastAsia"/>
           <w:b/>
           <w:bCs/>
         </w:rPr>
@@ -515,6 +612,11 @@
       </w:r>
     </w:p>
     <w:p>
+      <w:pPr>
+        <w:rPr>
+          <w:rFonts w:hint="eastAsia"/>
+        </w:rPr>
+      </w:pPr>
       <w:r>
         <w:rPr>
           <w:noProof/>
@@ -556,10 +658,19 @@
         </w:drawing>
       </w:r>
     </w:p>
-    <w:p/>
+    <w:p>
+      <w:pPr>
+        <w:rPr>
+          <w:rFonts w:hint="eastAsia"/>
+        </w:rPr>
+      </w:pPr>
+    </w:p>
     <w:p>
       <w:pPr>
         <w:pStyle w:val="3"/>
+        <w:rPr>
+          <w:rFonts w:hint="eastAsia"/>
+        </w:rPr>
       </w:pPr>
       <w:r>
         <w:rPr>
@@ -569,6 +680,11 @@
       </w:r>
     </w:p>
     <w:p>
+      <w:pPr>
+        <w:rPr>
+          <w:rFonts w:hint="eastAsia"/>
+        </w:rPr>
+      </w:pPr>
       <w:r>
         <w:tab/>
       </w:r>
@@ -583,6 +699,7 @@
       <w:pPr>
         <w:ind w:firstLine="420"/>
         <w:rPr>
+          <w:rFonts w:hint="eastAsia"/>
           <w:color w:val="FF0000"/>
         </w:rPr>
       </w:pPr>
@@ -616,6 +733,9 @@
     <w:p>
       <w:pPr>
         <w:ind w:firstLine="420"/>
+        <w:rPr>
+          <w:rFonts w:hint="eastAsia"/>
+        </w:rPr>
       </w:pPr>
       <w:r>
         <w:rPr>
@@ -662,6 +782,7 @@
       <w:pPr>
         <w:ind w:firstLine="420"/>
         <w:rPr>
+          <w:rFonts w:hint="eastAsia"/>
           <w:color w:val="FF0000"/>
         </w:rPr>
       </w:pPr>
@@ -676,6 +797,9 @@
     <w:p>
       <w:pPr>
         <w:ind w:firstLine="420"/>
+        <w:rPr>
+          <w:rFonts w:hint="eastAsia"/>
+        </w:rPr>
       </w:pPr>
       <w:r>
         <w:rPr>
@@ -718,16 +842,32 @@
         </w:drawing>
       </w:r>
     </w:p>
-    <w:p/>
+    <w:p>
+      <w:pPr>
+        <w:rPr>
+          <w:rFonts w:hint="eastAsia"/>
+        </w:rPr>
+      </w:pPr>
+    </w:p>
     <w:p>
       <w:pPr>
         <w:pStyle w:val="2"/>
-      </w:pPr>
+        <w:rPr>
+          <w:rFonts w:hint="eastAsia"/>
+        </w:rPr>
+      </w:pPr>
+      <w:proofErr w:type="spellStart"/>
       <w:r>
         <w:t>Highlightbracketpair</w:t>
       </w:r>
-    </w:p>
-    <w:p>
+      <w:proofErr w:type="spellEnd"/>
+    </w:p>
+    <w:p>
+      <w:pPr>
+        <w:rPr>
+          <w:rFonts w:hint="eastAsia"/>
+        </w:rPr>
+      </w:pPr>
       <w:r>
         <w:rPr>
           <w:rFonts w:hint="eastAsia"/>
@@ -736,6 +876,11 @@
       </w:r>
     </w:p>
     <w:p>
+      <w:pPr>
+        <w:rPr>
+          <w:rFonts w:hint="eastAsia"/>
+        </w:rPr>
+      </w:pPr>
       <w:r>
         <w:rPr>
           <w:noProof/>
@@ -778,11 +923,26 @@
         </w:drawing>
       </w:r>
     </w:p>
-    <w:p/>
-    <w:p/>
+    <w:p>
+      <w:pPr>
+        <w:rPr>
+          <w:rFonts w:hint="eastAsia"/>
+        </w:rPr>
+      </w:pPr>
+    </w:p>
+    <w:p>
+      <w:pPr>
+        <w:rPr>
+          <w:rFonts w:hint="eastAsia"/>
+        </w:rPr>
+      </w:pPr>
+    </w:p>
     <w:p>
       <w:pPr>
         <w:pStyle w:val="2"/>
+        <w:rPr>
+          <w:rFonts w:hint="eastAsia"/>
+        </w:rPr>
       </w:pPr>
       <w:r>
         <w:rPr>
@@ -792,6 +952,11 @@
       </w:r>
     </w:p>
     <w:p>
+      <w:pPr>
+        <w:rPr>
+          <w:rFonts w:hint="eastAsia"/>
+        </w:rPr>
+      </w:pPr>
       <w:r>
         <w:rPr>
           <w:noProof/>
@@ -836,6 +1001,9 @@
     <w:p>
       <w:pPr>
         <w:pStyle w:val="2"/>
+        <w:rPr>
+          <w:rFonts w:hint="eastAsia"/>
+        </w:rPr>
       </w:pPr>
       <w:r>
         <w:rPr>
@@ -857,6 +1025,11 @@
       </w:r>
     </w:p>
     <w:p>
+      <w:pPr>
+        <w:rPr>
+          <w:rFonts w:hint="eastAsia"/>
+        </w:rPr>
+      </w:pPr>
       <w:r>
         <w:rPr>
           <w:rFonts w:hint="eastAsia"/>
@@ -865,6 +1038,11 @@
       </w:r>
     </w:p>
     <w:p>
+      <w:pPr>
+        <w:rPr>
+          <w:rFonts w:hint="eastAsia"/>
+        </w:rPr>
+      </w:pPr>
       <w:r>
         <w:rPr>
           <w:noProof/>
@@ -906,13 +1084,40 @@
         </w:drawing>
       </w:r>
     </w:p>
-    <w:p/>
-    <w:p/>
-    <w:p/>
-    <w:p/>
+    <w:p>
+      <w:pPr>
+        <w:rPr>
+          <w:rFonts w:hint="eastAsia"/>
+        </w:rPr>
+      </w:pPr>
+    </w:p>
+    <w:p>
+      <w:pPr>
+        <w:rPr>
+          <w:rFonts w:hint="eastAsia"/>
+        </w:rPr>
+      </w:pPr>
+    </w:p>
+    <w:p>
+      <w:pPr>
+        <w:rPr>
+          <w:rFonts w:hint="eastAsia"/>
+        </w:rPr>
+      </w:pPr>
+    </w:p>
+    <w:p>
+      <w:pPr>
+        <w:rPr>
+          <w:rFonts w:hint="eastAsia"/>
+        </w:rPr>
+      </w:pPr>
+    </w:p>
     <w:p>
       <w:pPr>
         <w:pStyle w:val="2"/>
+        <w:rPr>
+          <w:rFonts w:hint="eastAsia"/>
+        </w:rPr>
       </w:pPr>
       <w:r>
         <w:rPr>
@@ -927,14 +1132,21 @@
         </w:rPr>
         <w:t>-</w:t>
       </w:r>
+      <w:proofErr w:type="spellStart"/>
       <w:r>
         <w:rPr>
           <w:rFonts w:hint="eastAsia"/>
         </w:rPr>
         <w:t>RestfulTool</w:t>
       </w:r>
-    </w:p>
-    <w:p>
+      <w:proofErr w:type="spellEnd"/>
+    </w:p>
+    <w:p>
+      <w:pPr>
+        <w:rPr>
+          <w:rFonts w:hint="eastAsia"/>
+        </w:rPr>
+      </w:pPr>
       <w:r>
         <w:rPr>
           <w:noProof/>
@@ -976,10 +1188,19 @@
         </w:drawing>
       </w:r>
     </w:p>
-    <w:p/>
+    <w:p>
+      <w:pPr>
+        <w:rPr>
+          <w:rFonts w:hint="eastAsia"/>
+        </w:rPr>
+      </w:pPr>
+    </w:p>
     <w:p>
       <w:pPr>
         <w:pStyle w:val="2"/>
+        <w:rPr>
+          <w:rFonts w:hint="eastAsia"/>
+        </w:rPr>
       </w:pPr>
       <w:r>
         <w:rPr>
@@ -989,6 +1210,11 @@
       </w:r>
     </w:p>
     <w:p>
+      <w:pPr>
+        <w:rPr>
+          <w:rFonts w:hint="eastAsia"/>
+        </w:rPr>
+      </w:pPr>
       <w:r>
         <w:rPr>
           <w:noProof/>
@@ -1030,10 +1256,19 @@
         </w:drawing>
       </w:r>
     </w:p>
-    <w:p/>
+    <w:p>
+      <w:pPr>
+        <w:rPr>
+          <w:rFonts w:hint="eastAsia"/>
+        </w:rPr>
+      </w:pPr>
+    </w:p>
     <w:p>
       <w:pPr>
         <w:pStyle w:val="2"/>
+        <w:rPr>
+          <w:rFonts w:hint="eastAsia"/>
+        </w:rPr>
       </w:pPr>
       <w:r>
         <w:rPr>
@@ -1043,6 +1278,11 @@
       </w:r>
     </w:p>
     <w:p>
+      <w:pPr>
+        <w:rPr>
+          <w:rFonts w:hint="eastAsia"/>
+        </w:rPr>
+      </w:pPr>
       <w:r>
         <w:rPr>
           <w:noProof/>
@@ -1088,12 +1328,20 @@
       <w:pPr>
         <w:widowControl/>
         <w:jc w:val="left"/>
+        <w:rPr>
+          <w:rFonts w:hint="eastAsia"/>
+        </w:rPr>
       </w:pPr>
       <w:r>
         <w:br w:type="page"/>
       </w:r>
     </w:p>
     <w:p>
+      <w:pPr>
+        <w:rPr>
+          <w:rFonts w:hint="eastAsia"/>
+        </w:rPr>
+      </w:pPr>
       <w:r>
         <w:rPr>
           <w:noProof/>
@@ -1148,6 +1396,24 @@
       </w:r>
     </w:p>
     <w:p>
+      <w:pPr>
+        <w:rPr>
+          <w:rFonts w:hint="eastAsia"/>
+        </w:rPr>
+      </w:pPr>
+      <w:r>
+        <w:rPr>
+          <w:rFonts w:hint="eastAsia"/>
+        </w:rPr>
+        <w:t>Translation</w:t>
+      </w:r>
+    </w:p>
+    <w:p>
+      <w:pPr>
+        <w:rPr>
+          <w:rFonts w:hint="eastAsia"/>
+        </w:rPr>
+      </w:pPr>
       <w:r>
         <w:rPr>
           <w:noProof/>
@@ -1230,6 +1496,11 @@
       </w:r>
     </w:p>
     <w:p>
+      <w:pPr>
+        <w:rPr>
+          <w:rFonts w:hint="eastAsia"/>
+        </w:rPr>
+      </w:pPr>
       <w:r>
         <w:rPr>
           <w:noProof/>
@@ -1271,8 +1542,20 @@
         </w:drawing>
       </w:r>
     </w:p>
-    <w:p/>
-    <w:p/>
+    <w:p>
+      <w:pPr>
+        <w:rPr>
+          <w:rFonts w:hint="eastAsia"/>
+        </w:rPr>
+      </w:pPr>
+    </w:p>
+    <w:p>
+      <w:pPr>
+        <w:rPr>
+          <w:rFonts w:hint="eastAsia"/>
+        </w:rPr>
+      </w:pPr>
+    </w:p>
     <w:p>
       <w:pPr>
         <w:pStyle w:val="1"/>
@@ -1280,10 +1563,12 @@
           <w:rFonts w:hint="eastAsia"/>
         </w:rPr>
       </w:pPr>
+      <w:proofErr w:type="spellStart"/>
       <w:r>
         <w:lastRenderedPageBreak/>
         <w:t>GenerateAllSetter</w:t>
       </w:r>
+      <w:proofErr w:type="spellEnd"/>
       <w:r>
         <w:t>-</w:t>
       </w:r>
@@ -1295,6 +1580,11 @@
       </w:r>
     </w:p>
     <w:p>
+      <w:pPr>
+        <w:rPr>
+          <w:rFonts w:hint="eastAsia"/>
+        </w:rPr>
+      </w:pPr>
       <w:r>
         <w:rPr>
           <w:noProof/>
@@ -1339,6 +1629,7 @@
     <w:p>
       <w:pPr>
         <w:rPr>
+          <w:rFonts w:hint="eastAsia"/>
           <w:color w:val="FF0000"/>
         </w:rPr>
       </w:pPr>
@@ -1347,19 +1638,37 @@
           <w:rFonts w:hint="eastAsia"/>
           <w:color w:val="FF0000"/>
         </w:rPr>
-        <w:t>快捷键：alt</w:t>
-      </w:r>
-      <w:r>
-        <w:rPr>
+        <w:t>快捷键：</w:t>
+      </w:r>
+      <w:proofErr w:type="spellStart"/>
+      <w:r>
+        <w:rPr>
+          <w:rFonts w:hint="eastAsia"/>
           <w:color w:val="FF0000"/>
         </w:rPr>
+        <w:t>alt</w:t>
+      </w:r>
+      <w:r>
+        <w:rPr>
+          <w:color w:val="FF0000"/>
+        </w:rPr>
         <w:t>+enter</w:t>
       </w:r>
-    </w:p>
-    <w:p/>
+      <w:proofErr w:type="spellEnd"/>
+    </w:p>
+    <w:p>
+      <w:pPr>
+        <w:rPr>
+          <w:rFonts w:hint="eastAsia"/>
+        </w:rPr>
+      </w:pPr>
+    </w:p>
     <w:p>
       <w:pPr>
         <w:pStyle w:val="3"/>
+        <w:rPr>
+          <w:rFonts w:hint="eastAsia"/>
+        </w:rPr>
       </w:pPr>
       <w:r>
         <w:rPr>
@@ -1369,6 +1678,11 @@
       </w:r>
     </w:p>
     <w:p>
+      <w:pPr>
+        <w:rPr>
+          <w:rFonts w:hint="eastAsia"/>
+        </w:rPr>
+      </w:pPr>
       <w:r>
         <w:tab/>
         <w:t xml:space="preserve">显示翻译对话框 </w:t>
@@ -1388,6 +1702,11 @@
       </w:r>
     </w:p>
     <w:p>
+      <w:pPr>
+        <w:rPr>
+          <w:rFonts w:hint="eastAsia"/>
+        </w:rPr>
+      </w:pPr>
       <w:r>
         <w:tab/>
         <w:t xml:space="preserve">翻译           </w:t>
@@ -1407,6 +1726,11 @@
       </w:r>
     </w:p>
     <w:p>
+      <w:pPr>
+        <w:rPr>
+          <w:rFonts w:hint="eastAsia"/>
+        </w:rPr>
+      </w:pPr>
       <w:r>
         <w:tab/>
       </w:r>
@@ -1495,6 +1819,11 @@
       </w:r>
     </w:p>
     <w:p>
+      <w:pPr>
+        <w:rPr>
+          <w:rFonts w:hint="eastAsia"/>
+        </w:rPr>
+      </w:pPr>
       <w:r>
         <w:tab/>
       </w:r>
@@ -1507,8 +1836,20 @@
         </w:r>
       </w:hyperlink>
     </w:p>
-    <w:p/>
-    <w:p/>
+    <w:p>
+      <w:pPr>
+        <w:rPr>
+          <w:rFonts w:hint="eastAsia"/>
+        </w:rPr>
+      </w:pPr>
+    </w:p>
+    <w:p>
+      <w:pPr>
+        <w:rPr>
+          <w:rFonts w:hint="eastAsia"/>
+        </w:rPr>
+      </w:pPr>
+    </w:p>
     <w:sectPr>
       <w:pgSz w:w="11906" w:h="16838"/>
       <w:pgMar w:top="1440" w:right="1800" w:bottom="1440" w:left="1800" w:header="851" w:footer="992" w:gutter="0"/>
@@ -1520,9 +1861,14 @@
 </file>
 
 <file path=word/endnotes.xml><?xml version="1.0" encoding="utf-8"?>
-<w:endnotes xmlns:wpc="http://schemas.microsoft.com/office/word/2010/wordprocessingCanvas" xmlns:cx="http://schemas.microsoft.com/office/drawing/2014/chartex" xmlns:cx1="http://schemas.microsoft.com/office/drawing/2015/9/8/chartex" xmlns:cx2="http://schemas.microsoft.com/office/drawing/2015/10/21/chartex" xmlns:cx3="http://schemas.microsoft.com/office/drawing/2016/5/9/chartex" xmlns:cx4="http://schemas.microsoft.com/office/drawing/2016/5/10/chartex" xmlns:cx5="http://schemas.microsoft.com/office/drawing/2016/5/11/chartex" xmlns:cx6="http://schemas.microsoft.com/office/drawing/2016/5/12/chartex" xmlns:cx7="http://schemas.microsoft.com/office/drawing/2016/5/13/chartex" xmlns:cx8="http://schemas.microsoft.com/office/drawing/2016/5/14/chartex" xmlns:mc="http://schemas.openxmlformats.org/markup-compatibility/2006" xmlns:aink="http://schemas.microsoft.com/office/drawing/2016/ink" xmlns:am3d="http://schemas.microsoft.com/office/drawing/2017/model3d" xmlns:o="urn:schemas-microsoft-com:office:office" xmlns:r="http://schemas.openxmlformats.org/officeDocument/2006/relationships" xmlns:m="http://schemas.openxmlformats.org/officeDocument/2006/math" xmlns:v="urn:schemas-microsoft-com:vml" xmlns:wp14="http://schemas.microsoft.com/office/word/2010/wordprocessingDrawing" xmlns:wp="http://schemas.openxmlformats.org/drawingml/2006/wordprocessingDrawing" xmlns:w10="urn:schemas-microsoft-com:office:word" xmlns:w="http://schemas.openxmlformats.org/wordprocessingml/2006/main" xmlns:w14="http://schemas.microsoft.com/office/word/2010/wordml" xmlns:w15="http://schemas.microsoft.com/office/word/2012/wordml" xmlns:w16cex="http://schemas.microsoft.com/office/word/2018/wordml/cex" xmlns:w16cid="http://schemas.microsoft.com/office/word/2016/wordml/cid" xmlns:w16="http://schemas.microsoft.com/office/word/2018/wordml" xmlns:w16sdtdh="http://schemas.microsoft.com/office/word/2020/wordml/sdtdatahash" xmlns:w16se="http://schemas.microsoft.com/office/word/2015/wordml/symex" xmlns:wpg="http://schemas.microsoft.com/office/word/2010/wordprocessingGroup" xmlns:wpi="http://schemas.microsoft.com/office/word/2010/wordprocessingInk" xmlns:wne="http://schemas.microsoft.com/office/word/2006/wordml" xmlns:wps="http://schemas.microsoft.com/office/word/2010/wordprocessingShape" mc:Ignorable="w14 w15 w16se w16cid w16 w16cex w16sdtdh wp14">
+<w:endnotes xmlns:wpc="http://schemas.microsoft.com/office/word/2010/wordprocessingCanvas" xmlns:cx="http://schemas.microsoft.com/office/drawing/2014/chartex" xmlns:cx1="http://schemas.microsoft.com/office/drawing/2015/9/8/chartex" xmlns:cx2="http://schemas.microsoft.com/office/drawing/2015/10/21/chartex" xmlns:cx3="http://schemas.microsoft.com/office/drawing/2016/5/9/chartex" xmlns:cx4="http://schemas.microsoft.com/office/drawing/2016/5/10/chartex" xmlns:cx5="http://schemas.microsoft.com/office/drawing/2016/5/11/chartex" xmlns:cx6="http://schemas.microsoft.com/office/drawing/2016/5/12/chartex" xmlns:cx7="http://schemas.microsoft.com/office/drawing/2016/5/13/chartex" xmlns:cx8="http://schemas.microsoft.com/office/drawing/2016/5/14/chartex" xmlns:mc="http://schemas.openxmlformats.org/markup-compatibility/2006" xmlns:aink="http://schemas.microsoft.com/office/drawing/2016/ink" xmlns:am3d="http://schemas.microsoft.com/office/drawing/2017/model3d" xmlns:o="urn:schemas-microsoft-com:office:office" xmlns:oel="http://schemas.microsoft.com/office/2019/extlst" xmlns:r="http://schemas.openxmlformats.org/officeDocument/2006/relationships" xmlns:m="http://schemas.openxmlformats.org/officeDocument/2006/math" xmlns:v="urn:schemas-microsoft-com:vml" xmlns:wp14="http://schemas.microsoft.com/office/word/2010/wordprocessingDrawing" xmlns:wp="http://schemas.openxmlformats.org/drawingml/2006/wordprocessingDrawing" xmlns:w10="urn:schemas-microsoft-com:office:word" xmlns:w="http://schemas.openxmlformats.org/wordprocessingml/2006/main" xmlns:w14="http://schemas.microsoft.com/office/word/2010/wordml" xmlns:w15="http://schemas.microsoft.com/office/word/2012/wordml" xmlns:w16cex="http://schemas.microsoft.com/office/word/2018/wordml/cex" xmlns:w16cid="http://schemas.microsoft.com/office/word/2016/wordml/cid" xmlns:w16="http://schemas.microsoft.com/office/word/2018/wordml" xmlns:w16du="http://schemas.microsoft.com/office/word/2023/wordml/word16du" xmlns:w16sdtdh="http://schemas.microsoft.com/office/word/2020/wordml/sdtdatahash" xmlns:w16sdtfl="http://schemas.microsoft.com/office/word/2024/wordml/sdtformatlock" xmlns:w16se="http://schemas.microsoft.com/office/word/2015/wordml/symex" xmlns:wpg="http://schemas.microsoft.com/office/word/2010/wordprocessingGroup" xmlns:wpi="http://schemas.microsoft.com/office/word/2010/wordprocessingInk" xmlns:wne="http://schemas.microsoft.com/office/word/2006/wordml" xmlns:wps="http://schemas.microsoft.com/office/word/2010/wordprocessingShape" mc:Ignorable="w14 w15 w16se w16cid w16 w16cex w16sdtdh w16sdtfl w16du wp14">
   <w:endnote w:type="separator" w:id="-1">
     <w:p>
+      <w:pPr>
+        <w:rPr>
+          <w:rFonts w:hint="eastAsia"/>
+        </w:rPr>
+      </w:pPr>
       <w:r>
         <w:separator/>
       </w:r>
@@ -1530,6 +1876,11 @@
   </w:endnote>
   <w:endnote w:type="continuationSeparator" w:id="0">
     <w:p>
+      <w:pPr>
+        <w:rPr>
+          <w:rFonts w:hint="eastAsia"/>
+        </w:rPr>
+      </w:pPr>
       <w:r>
         <w:continuationSeparator/>
       </w:r>
@@ -1539,9 +1890,14 @@
 </file>
 
 <file path=word/footnotes.xml><?xml version="1.0" encoding="utf-8"?>
-<w:footnotes xmlns:wpc="http://schemas.microsoft.com/office/word/2010/wordprocessingCanvas" xmlns:cx="http://schemas.microsoft.com/office/drawing/2014/chartex" xmlns:cx1="http://schemas.microsoft.com/office/drawing/2015/9/8/chartex" xmlns:cx2="http://schemas.microsoft.com/office/drawing/2015/10/21/chartex" xmlns:cx3="http://schemas.microsoft.com/office/drawing/2016/5/9/chartex" xmlns:cx4="http://schemas.microsoft.com/office/drawing/2016/5/10/chartex" xmlns:cx5="http://schemas.microsoft.com/office/drawing/2016/5/11/chartex" xmlns:cx6="http://schemas.microsoft.com/office/drawing/2016/5/12/chartex" xmlns:cx7="http://schemas.microsoft.com/office/drawing/2016/5/13/chartex" xmlns:cx8="http://schemas.microsoft.com/office/drawing/2016/5/14/chartex" xmlns:mc="http://schemas.openxmlformats.org/markup-compatibility/2006" xmlns:aink="http://schemas.microsoft.com/office/drawing/2016/ink" xmlns:am3d="http://schemas.microsoft.com/office/drawing/2017/model3d" xmlns:o="urn:schemas-microsoft-com:office:office" xmlns:r="http://schemas.openxmlformats.org/officeDocument/2006/relationships" xmlns:m="http://schemas.openxmlformats.org/officeDocument/2006/math" xmlns:v="urn:schemas-microsoft-com:vml" xmlns:wp14="http://schemas.microsoft.com/office/word/2010/wordprocessingDrawing" xmlns:wp="http://schemas.openxmlformats.org/drawingml/2006/wordprocessingDrawing" xmlns:w10="urn:schemas-microsoft-com:office:word" xmlns:w="http://schemas.openxmlformats.org/wordprocessingml/2006/main" xmlns:w14="http://schemas.microsoft.com/office/word/2010/wordml" xmlns:w15="http://schemas.microsoft.com/office/word/2012/wordml" xmlns:w16cex="http://schemas.microsoft.com/office/word/2018/wordml/cex" xmlns:w16cid="http://schemas.microsoft.com/office/word/2016/wordml/cid" xmlns:w16="http://schemas.microsoft.com/office/word/2018/wordml" xmlns:w16sdtdh="http://schemas.microsoft.com/office/word/2020/wordml/sdtdatahash" xmlns:w16se="http://schemas.microsoft.com/office/word/2015/wordml/symex" xmlns:wpg="http://schemas.microsoft.com/office/word/2010/wordprocessingGroup" xmlns:wpi="http://schemas.microsoft.com/office/word/2010/wordprocessingInk" xmlns:wne="http://schemas.microsoft.com/office/word/2006/wordml" xmlns:wps="http://schemas.microsoft.com/office/word/2010/wordprocessingShape" mc:Ignorable="w14 w15 w16se w16cid w16 w16cex w16sdtdh wp14">
+<w:footnotes xmlns:wpc="http://schemas.microsoft.com/office/word/2010/wordprocessingCanvas" xmlns:cx="http://schemas.microsoft.com/office/drawing/2014/chartex" xmlns:cx1="http://schemas.microsoft.com/office/drawing/2015/9/8/chartex" xmlns:cx2="http://schemas.microsoft.com/office/drawing/2015/10/21/chartex" xmlns:cx3="http://schemas.microsoft.com/office/drawing/2016/5/9/chartex" xmlns:cx4="http://schemas.microsoft.com/office/drawing/2016/5/10/chartex" xmlns:cx5="http://schemas.microsoft.com/office/drawing/2016/5/11/chartex" xmlns:cx6="http://schemas.microsoft.com/office/drawing/2016/5/12/chartex" xmlns:cx7="http://schemas.microsoft.com/office/drawing/2016/5/13/chartex" xmlns:cx8="http://schemas.microsoft.com/office/drawing/2016/5/14/chartex" xmlns:mc="http://schemas.openxmlformats.org/markup-compatibility/2006" xmlns:aink="http://schemas.microsoft.com/office/drawing/2016/ink" xmlns:am3d="http://schemas.microsoft.com/office/drawing/2017/model3d" xmlns:o="urn:schemas-microsoft-com:office:office" xmlns:oel="http://schemas.microsoft.com/office/2019/extlst" xmlns:r="http://schemas.openxmlformats.org/officeDocument/2006/relationships" xmlns:m="http://schemas.openxmlformats.org/officeDocument/2006/math" xmlns:v="urn:schemas-microsoft-com:vml" xmlns:wp14="http://schemas.microsoft.com/office/word/2010/wordprocessingDrawing" xmlns:wp="http://schemas.openxmlformats.org/drawingml/2006/wordprocessingDrawing" xmlns:w10="urn:schemas-microsoft-com:office:word" xmlns:w="http://schemas.openxmlformats.org/wordprocessingml/2006/main" xmlns:w14="http://schemas.microsoft.com/office/word/2010/wordml" xmlns:w15="http://schemas.microsoft.com/office/word/2012/wordml" xmlns:w16cex="http://schemas.microsoft.com/office/word/2018/wordml/cex" xmlns:w16cid="http://schemas.microsoft.com/office/word/2016/wordml/cid" xmlns:w16="http://schemas.microsoft.com/office/word/2018/wordml" xmlns:w16du="http://schemas.microsoft.com/office/word/2023/wordml/word16du" xmlns:w16sdtdh="http://schemas.microsoft.com/office/word/2020/wordml/sdtdatahash" xmlns:w16sdtfl="http://schemas.microsoft.com/office/word/2024/wordml/sdtformatlock" xmlns:w16se="http://schemas.microsoft.com/office/word/2015/wordml/symex" xmlns:wpg="http://schemas.microsoft.com/office/word/2010/wordprocessingGroup" xmlns:wpi="http://schemas.microsoft.com/office/word/2010/wordprocessingInk" xmlns:wne="http://schemas.microsoft.com/office/word/2006/wordml" xmlns:wps="http://schemas.microsoft.com/office/word/2010/wordprocessingShape" mc:Ignorable="w14 w15 w16se w16cid w16 w16cex w16sdtdh w16sdtfl w16du wp14">
   <w:footnote w:type="separator" w:id="-1">
     <w:p>
+      <w:pPr>
+        <w:rPr>
+          <w:rFonts w:hint="eastAsia"/>
+        </w:rPr>
+      </w:pPr>
       <w:r>
         <w:separator/>
       </w:r>
@@ -1549,6 +1905,11 @@
   </w:footnote>
   <w:footnote w:type="continuationSeparator" w:id="0">
     <w:p>
+      <w:pPr>
+        <w:rPr>
+          <w:rFonts w:hint="eastAsia"/>
+        </w:rPr>
+      </w:pPr>
       <w:r>
         <w:continuationSeparator/>
       </w:r>
@@ -1558,7 +1919,7 @@
 </file>
 
 <file path=word/styles.xml><?xml version="1.0" encoding="utf-8"?>
-<w:styles xmlns:mc="http://schemas.openxmlformats.org/markup-compatibility/2006" xmlns:r="http://schemas.openxmlformats.org/officeDocument/2006/relationships" xmlns:w="http://schemas.openxmlformats.org/wordprocessingml/2006/main" xmlns:w14="http://schemas.microsoft.com/office/word/2010/wordml" xmlns:w15="http://schemas.microsoft.com/office/word/2012/wordml" xmlns:w16cex="http://schemas.microsoft.com/office/word/2018/wordml/cex" xmlns:w16cid="http://schemas.microsoft.com/office/word/2016/wordml/cid" xmlns:w16="http://schemas.microsoft.com/office/word/2018/wordml" xmlns:w16sdtdh="http://schemas.microsoft.com/office/word/2020/wordml/sdtdatahash" xmlns:w16se="http://schemas.microsoft.com/office/word/2015/wordml/symex" mc:Ignorable="w14 w15 w16se w16cid w16 w16cex w16sdtdh">
+<w:styles xmlns:mc="http://schemas.openxmlformats.org/markup-compatibility/2006" xmlns:r="http://schemas.openxmlformats.org/officeDocument/2006/relationships" xmlns:w="http://schemas.openxmlformats.org/wordprocessingml/2006/main" xmlns:w14="http://schemas.microsoft.com/office/word/2010/wordml" xmlns:w15="http://schemas.microsoft.com/office/word/2012/wordml" xmlns:w16cex="http://schemas.microsoft.com/office/word/2018/wordml/cex" xmlns:w16cid="http://schemas.microsoft.com/office/word/2016/wordml/cid" xmlns:w16="http://schemas.microsoft.com/office/word/2018/wordml" xmlns:w16du="http://schemas.microsoft.com/office/word/2023/wordml/word16du" xmlns:w16sdtdh="http://schemas.microsoft.com/office/word/2020/wordml/sdtdatahash" xmlns:w16sdtfl="http://schemas.microsoft.com/office/word/2024/wordml/sdtformatlock" xmlns:w16se="http://schemas.microsoft.com/office/word/2015/wordml/symex" mc:Ignorable="w14 w15 w16se w16cid w16 w16cex w16sdtdh w16sdtfl w16du">
   <w:docDefaults>
     <w:rPrDefault>
       <w:rPr>
